--- a/eng/docx/07.content.docx
+++ b/eng/docx/07.content.docx
@@ -19,7 +19,7 @@
         <w:rPr>
           <w:lang w:val="en_US" w:bidi="en_US"/>
         </w:rPr>
-        <w:t>Resource: Study Notes - Book Intros (Tyndale)</w:t>
+        <w:t>Resource: Tyndale Open Study Notes</w:t>
       </w:r>
       <w:r>
         <w:rPr>
@@ -112,7 +112,7 @@
         <w:rPr>
           <w:lang w:val="en_US" w:bidi="en_US"/>
         </w:rPr>
-        <w:t>Study Notes - Book Intros (Tyndale)</w:t>
+        <w:t>Tyndale Open Study Notes</w:t>
       </w:r>
     </w:p>
     <w:p>

--- a/eng/docx/07.content.docx
+++ b/eng/docx/07.content.docx
@@ -231,7 +231,21 @@
         <w:rPr>
           <w:lang w:val="en_US" w:bidi="en_US"/>
         </w:rPr>
-        <w:t>The book of Judges tells the stories of the inspired leaders who rescued Israel from their enemies time after time. During this period, the people were frequently unfaithful to God’s covenant, and God allowed their enemies to oppress them. Israel repeatedly turned to the Lord for help, and the Lord repeatedly sent charismatic judges to deliver Israel. These powerful leaders did amazing things, but they were unable to transcend Israel’s anarchy and lawlessness. Israel needed a leader whose authority could give them national coherence and unity.</w:t>
+        <w:t>The book of Judges tells the stories of leaders whom God sent to rescue Israel from its enemies again and again. During this time, the people were often unfaithful to God’s covenant (his binding agreement with them). So God allowed their enemies to rule over them. Israel often cried out to the Lord for help, and the Lord sent judges to rescue them.</w:t>
+      </w:r>
+    </w:p>
+    <w:p>
+      <w:pPr/>
+      <w:r>
+        <w:rPr>
+          <w:lang w:val="en_US" w:bidi="en_US"/>
+        </w:rPr>
+      </w:r>
+      <w:r>
+        <w:rPr>
+          <w:lang w:val="en_US" w:bidi="en_US"/>
+        </w:rPr>
+        <w:t>These leaders did powerful things. But they could not end Israel’s disorder and sin. Israel needed one leader with authority over the whole nation. This kind of leader could help bring the people together as a nation and give them unity.</w:t>
       </w:r>
     </w:p>
     <w:p>
@@ -256,7 +270,7 @@
         <w:rPr>
           <w:lang w:val="en_US" w:bidi="en_US"/>
         </w:rPr>
-        <w:t xml:space="preserve">The period of the judges is best understood against the backdrop of its own age. Historians and sociologists have compared the book of Judges with the epics of Homer, the sagas of old Iceland, and the French </w:t>
+        <w:t xml:space="preserve">The time of the judges is best understood in its own historical setting. Scholars have compared the book of Judges with other ancient stories about heroes. These include the stories of Homer, old Icelandic stories, and the French story </w:t>
       </w:r>
       <w:r>
         <w:rPr>
@@ -269,7 +283,7 @@
         <w:rPr>
           <w:lang w:val="en_US" w:bidi="en_US"/>
         </w:rPr>
-        <w:t>, each of which represents the “Heroic Age” in a civilization’s adolescence. During the times described in these works, unorthodox men and women marched to a different drum, exhibiting behavior at odds with accepted norms yet accomplishing great things.</w:t>
+        <w:t>. Each of these comes the Heroic Age, a time when a people group was still forming its identity. In these stories, unusual men and women did not always follow normal customs. Their actions often went against accepted behavior. Yet they also did great things.</w:t>
       </w:r>
     </w:p>
     <w:p>
@@ -283,20 +297,7 @@
         <w:rPr>
           <w:lang w:val="en_US" w:bidi="en_US"/>
         </w:rPr>
-        <w:t xml:space="preserve">After Moses died, the Israelites’ campaigns under Joshua provided the desert nomads with a settled land, but hardly a settled society. That would take hundreds of years and the emergence of a stable monarchy under King David. But Moses and Joshua did leave the Israelites with an </w:t>
-      </w:r>
-      <w:r>
-        <w:rPr>
-          <w:i/>
-          <w:lang w:val="en_US" w:bidi="en_US"/>
-        </w:rPr>
-        <w:t>organized</w:t>
-      </w:r>
-      <w:r>
-        <w:rPr>
-          <w:lang w:val="en_US" w:bidi="en_US"/>
-        </w:rPr>
-        <w:t xml:space="preserve"> society. According to the biblical text, the tribal structure was well established and the lands were clearly apportioned. A few central shrines (e.g., Gilgal and Shiloh) had emerged, and leaders such as priests, Levites, and tribal elders brought Israel a degree of order. The people continued to remember the old traditions—the covenant promise to Abraham, the sojourn in Egypt from which Israel had been rescued by divine strength, the desert wanderings, and the ratification of the covenant. But something was still lacking.</w:t>
+        <w:t>After Moses died, Joshua led the Israelites in battles to take the land. This gave the people a place to live. But it did not yet give them a stable society. That would take hundreds of years. It would not happen fully until Israel had a strong kingdom under King David.</w:t>
       </w:r>
     </w:p>
     <w:p>
@@ -310,7 +311,143 @@
         <w:rPr>
           <w:lang w:val="en_US" w:bidi="en_US"/>
         </w:rPr>
-        <w:t>According to Judges, Israel’s shortcomings had two sources. First, the prologues (</w:t>
+        <w:t>Even so, Moses and Joshua did leave Israel with some order. The Bible says the tribes were already organized. The land had also been divided among them. A few main places of worship had become important, such as Gilgal and Shiloh. Priests, Levites, and tribal elders also helped bring order to the people.</w:t>
+      </w:r>
+    </w:p>
+    <w:p>
+      <w:pPr/>
+      <w:r>
+        <w:rPr>
+          <w:lang w:val="en_US" w:bidi="en_US"/>
+        </w:rPr>
+      </w:r>
+      <w:r>
+        <w:rPr>
+          <w:lang w:val="en_US" w:bidi="en_US"/>
+        </w:rPr>
+        <w:t>The Israelites continued to remember their old traditions:</w:t>
+      </w:r>
+    </w:p>
+    <w:p>
+      <w:pPr>
+        <w:pStyle w:val="ListBullet"/>
+        <w:spacing w:line="240" w:lineRule="auto"/>
+        <w:ind w:left="720"/>
+      </w:pPr>
+      <w:r>
+        <w:rPr>
+          <w:lang w:val="en_US" w:bidi="en_US"/>
+        </w:rPr>
+      </w:r>
+      <w:r>
+        <w:rPr>
+          <w:lang w:val="en_US" w:bidi="en_US"/>
+        </w:rPr>
+        <w:t xml:space="preserve">They remembered God’s covenant promise to Abraham, his binding promise to him and his family. </w:t>
+      </w:r>
+    </w:p>
+    <w:p>
+      <w:pPr>
+        <w:pStyle w:val="ListBullet"/>
+        <w:spacing w:line="240" w:lineRule="auto"/>
+        <w:ind w:left="720"/>
+      </w:pPr>
+      <w:r>
+        <w:rPr>
+          <w:lang w:val="en_US" w:bidi="en_US"/>
+        </w:rPr>
+      </w:r>
+      <w:r>
+        <w:rPr>
+          <w:lang w:val="en_US" w:bidi="en_US"/>
+        </w:rPr>
+        <w:t xml:space="preserve">They remembered their time living in Egypt. </w:t>
+      </w:r>
+    </w:p>
+    <w:p>
+      <w:pPr>
+        <w:pStyle w:val="ListBullet"/>
+        <w:spacing w:line="240" w:lineRule="auto"/>
+        <w:ind w:left="720"/>
+      </w:pPr>
+      <w:r>
+        <w:rPr>
+          <w:lang w:val="en_US" w:bidi="en_US"/>
+        </w:rPr>
+      </w:r>
+      <w:r>
+        <w:rPr>
+          <w:lang w:val="en_US" w:bidi="en_US"/>
+        </w:rPr>
+        <w:t xml:space="preserve">They remembered how God rescued them by his power. </w:t>
+      </w:r>
+    </w:p>
+    <w:p>
+      <w:pPr>
+        <w:pStyle w:val="ListBullet"/>
+        <w:spacing w:line="240" w:lineRule="auto"/>
+        <w:ind w:left="720"/>
+      </w:pPr>
+      <w:r>
+        <w:rPr>
+          <w:lang w:val="en_US" w:bidi="en_US"/>
+        </w:rPr>
+      </w:r>
+      <w:r>
+        <w:rPr>
+          <w:lang w:val="en_US" w:bidi="en_US"/>
+        </w:rPr>
+        <w:t>They also remembered their years in the wilderness and the time when God confirmed his covenant with them.</w:t>
+      </w:r>
+    </w:p>
+    <w:p>
+      <w:pPr/>
+      <w:r>
+        <w:rPr>
+          <w:lang w:val="en_US" w:bidi="en_US"/>
+        </w:rPr>
+      </w:r>
+      <w:r>
+        <w:rPr>
+          <w:lang w:val="en_US" w:bidi="en_US"/>
+        </w:rPr>
+        <w:t>But something was still missing.</w:t>
+      </w:r>
+    </w:p>
+    <w:p>
+      <w:pPr/>
+      <w:r>
+        <w:rPr>
+          <w:lang w:val="en_US" w:bidi="en_US"/>
+        </w:rPr>
+      </w:r>
+      <w:r>
+        <w:rPr>
+          <w:lang w:val="en_US" w:bidi="en_US"/>
+        </w:rPr>
+        <w:t>According to Judges, Israel had two main problems:</w:t>
+      </w:r>
+    </w:p>
+    <w:p>
+      <w:pPr>
+        <w:pStyle w:val="ListNumber"/>
+        <w:numPr>
+          <w:ilvl w:val="0"/>
+          <w:numId w:val="14"/>
+        </w:numPr>
+        <w:spacing w:line="240" w:lineRule="auto"/>
+        <w:ind w:left="720"/>
+      </w:pPr>
+      <w:r>
+        <w:rPr>
+          <w:lang w:val="en_US" w:bidi="en_US"/>
+        </w:rPr>
+      </w:r>
+      <w:r>
+        <w:rPr>
+          <w:lang w:val="en_US" w:bidi="en_US"/>
+        </w:rPr>
+        <w:t>The opening sections of the book (</w:t>
       </w:r>
       <w:hyperlink r:id="rId13">
         <w:r>
@@ -346,7 +483,25 @@
         <w:rPr>
           <w:lang w:val="en_US" w:bidi="en_US"/>
         </w:rPr>
-        <w:t xml:space="preserve">) explain that the tribes failed to possess their allotted territories because they capitulated to the norms of Canaan rather than adhering to the divine covenant given under Moses. The second issue looms large in the epilogues (chs </w:t>
+        <w:t>) explain that the tribes did not take full control of the land God had given them. They began to live like the people of Canaan instead of obeying God’s covenant, the binding agreement God gave through Moses.</w:t>
+      </w:r>
+    </w:p>
+    <w:p>
+      <w:pPr>
+        <w:pStyle w:val="ListNumber"/>
+        <w:spacing w:line="240" w:lineRule="auto"/>
+        <w:ind w:left="720"/>
+      </w:pPr>
+      <w:r>
+        <w:rPr>
+          <w:lang w:val="en_US" w:bidi="en_US"/>
+        </w:rPr>
+      </w:r>
+      <w:r>
+        <w:rPr>
+          <w:lang w:val="en_US" w:bidi="en_US"/>
+        </w:rPr>
+        <w:t xml:space="preserve">The closing sections of the book (chapters </w:t>
       </w:r>
       <w:hyperlink r:id="rId15">
         <w:r>
@@ -364,7 +519,7 @@
         <w:rPr>
           <w:lang w:val="en_US" w:bidi="en_US"/>
         </w:rPr>
-        <w:t>) and is summarized in the repeated sentence “In those days Israel had no king; all the people did whatever seemed right in their own eyes” (</w:t>
+        <w:t>) show that Israel’s society was not working well. This idea appears several times: Israel had no king, and the people did what seemed right to them (</w:t>
       </w:r>
       <w:hyperlink r:id="rId16">
         <w:r>
@@ -436,7 +591,7 @@
         <w:rPr>
           <w:lang w:val="en_US" w:bidi="en_US"/>
         </w:rPr>
-        <w:t>). The prologues highlight Israel’s unfaithfulness to God; the epilogues are concerned with a failed social structure. The age of heroes could not produce the stable political institutions required for implementing God’s rule over the children of Israel.</w:t>
+        <w:t xml:space="preserve">). </w:t>
       </w:r>
     </w:p>
     <w:p>
@@ -450,7 +605,21 @@
         <w:rPr>
           <w:lang w:val="en_US" w:bidi="en_US"/>
         </w:rPr>
-        <w:t xml:space="preserve">The book of Judges does not, however, reject the principle of charismatic leadership embodied in the judges. The judges’ inspiration came at God’s initiative and fulfilled God’s purpose in leading and saving Israel (see </w:t>
+        <w:t>The opening sections focus on Israel’s unfaithfulness to God. The closing sections focus on Israel’s weak social order. The time of the heroes did not create the stable leadership Israel needed. Israel needed leaders and structures that could help the people of Israel live under God’s rule.</w:t>
+      </w:r>
+    </w:p>
+    <w:p>
+      <w:pPr/>
+      <w:r>
+        <w:rPr>
+          <w:lang w:val="en_US" w:bidi="en_US"/>
+        </w:rPr>
+      </w:r>
+      <w:r>
+        <w:rPr>
+          <w:lang w:val="en_US" w:bidi="en_US"/>
+        </w:rPr>
+        <w:t xml:space="preserve">The book of Judges does not, however, reject the kind of leadership that the judges had. God chose these leaders and gave them power by his Spirit. Through them, God led Israel and rescued the people from their enemies (see </w:t>
       </w:r>
       <w:hyperlink r:id="rId20">
         <w:r>
@@ -468,7 +637,7 @@
         <w:rPr>
           <w:lang w:val="en_US" w:bidi="en_US"/>
         </w:rPr>
-        <w:t>). The stories celebrate the principle of heroic leadership, making it clear that the Achilles’ heel of the era was not in the divinely inspired leaders but in the sinfulness of the people’s hearts, which, as suggested by the book of Judges, had to be addressed by a different form of governance.</w:t>
+        <w:t>). The stories honor this kind of brave leadership. They show that the main weakness of this time was not the leaders whom God sent. The deeper problem was the people’s sin. Judges suggests that Israel needed a different kind of leadership to deal with this problem.</w:t>
       </w:r>
     </w:p>
     <w:p>
@@ -493,7 +662,7 @@
         <w:rPr>
           <w:lang w:val="en_US" w:bidi="en_US"/>
         </w:rPr>
-        <w:t xml:space="preserve">Judges follows an A-B-A structure, beginning with two prologues. Each is introduced by the death of Joshua—a pivotal event in Israel’s national life—thus picking up the narrative from </w:t>
+        <w:t xml:space="preserve">The book of Judges has an A-B-A structure. This means the book begins and ends with similar kinds of sections, with the main stories in the middle. It begins with two opening sections. Each section starts after Joshua’s death. This was an important event in Israel’s life as a nation. It also connects the story of Judges with Joshua </w:t>
       </w:r>
       <w:hyperlink r:id="rId21">
         <w:r>
@@ -511,7 +680,21 @@
         <w:rPr>
           <w:lang w:val="en_US" w:bidi="en_US"/>
         </w:rPr>
-        <w:t>. The first prologue (</w:t>
+        <w:t xml:space="preserve">. </w:t>
+      </w:r>
+    </w:p>
+    <w:p>
+      <w:pPr/>
+      <w:r>
+        <w:rPr>
+          <w:lang w:val="en_US" w:bidi="en_US"/>
+        </w:rPr>
+      </w:r>
+      <w:r>
+        <w:rPr>
+          <w:lang w:val="en_US" w:bidi="en_US"/>
+        </w:rPr>
+        <w:t>The first opening section (</w:t>
       </w:r>
       <w:hyperlink r:id="rId13">
         <w:r>
@@ -522,14 +705,14 @@
             <w:color w:val="0000EE"/>
             <w:u w:val="single"/>
           </w:rPr>
-          <w:t>Judg 1:1–2:5</w:t>
+          <w:t>Judges 1:1–2:5</w:t>
         </w:r>
       </w:hyperlink>
       <w:r>
         <w:rPr>
           <w:lang w:val="en_US" w:bidi="en_US"/>
         </w:rPr>
-        <w:t>) recalls the failures of individual tribes to follow through on God’s covenant. By contenting themselves with partial occupation of the land, they demonstrated their disregard for the Lord’s promise and provoked the withdrawal of his protection (</w:t>
+        <w:t>) describes how individual tribes failed to obey God’s covenant. They took only part of the land instead of fully possessing it. This showed that they did not honor the Lord’s promise. As a result, the Lord said he would no longer drive out their enemies for them (</w:t>
       </w:r>
       <w:hyperlink r:id="rId22">
         <w:r>
@@ -540,7 +723,7 @@
             <w:color w:val="0000EE"/>
             <w:u w:val="single"/>
           </w:rPr>
-          <w:t>2:1–3</w:t>
+          <w:t>Judges 2:1–3</w:t>
         </w:r>
       </w:hyperlink>
       <w:r>
@@ -561,7 +744,7 @@
         <w:rPr>
           <w:lang w:val="en_US" w:bidi="en_US"/>
         </w:rPr>
-        <w:t>The second prologue (</w:t>
+        <w:t>The second opening section (</w:t>
       </w:r>
       <w:hyperlink r:id="rId14">
         <w:r>
@@ -579,7 +762,33 @@
         <w:rPr>
           <w:lang w:val="en_US" w:bidi="en_US"/>
         </w:rPr>
-        <w:t>) turns from the failures of the tribes to introduce the individuals whom the Lord used to keep the flame of conquest and settlement alive in a chaotic time. The story moves from Joshua to the elders who outlived him but had experienced God’s power in the wilderness and conquest, and finally to the third generation “who did not acknowledge the Lord or remember the mighty things he had done for Israel” (</w:t>
+        <w:t>) moves from the failures of the tribes to the leaders God used during a time of disorder. These leaders helped Israel continue to take and settle the land.</w:t>
+      </w:r>
+    </w:p>
+    <w:p>
+      <w:pPr/>
+      <w:r>
+        <w:rPr>
+          <w:lang w:val="en_US" w:bidi="en_US"/>
+        </w:rPr>
+      </w:r>
+      <w:r>
+        <w:rPr>
+          <w:lang w:val="en_US" w:bidi="en_US"/>
+        </w:rPr>
+        <w:t>The story moves from Joshua to the elders who lived longer than he did. These elders had seen God’s power in the wilderness and in the conquest of the land. Then the story moves to the next generation. They "</w:t>
+      </w:r>
+      <w:r>
+        <w:rPr>
+          <w:lang w:val="en_US" w:bidi="en_US"/>
+        </w:rPr>
+        <w:t>did not know the LORD or the works that He had done for Israel</w:t>
+      </w:r>
+      <w:r>
+        <w:rPr>
+          <w:lang w:val="en_US" w:bidi="en_US"/>
+        </w:rPr>
+        <w:t>" (</w:t>
       </w:r>
       <w:hyperlink r:id="rId23">
         <w:r>
@@ -597,7 +806,21 @@
         <w:rPr>
           <w:lang w:val="en_US" w:bidi="en_US"/>
         </w:rPr>
-        <w:t>). The account then introduces the central feature of the book, the judges whom God raised up to rescue Israel and call them back to covenant obedience (</w:t>
+        <w:t xml:space="preserve">). </w:t>
+      </w:r>
+    </w:p>
+    <w:p>
+      <w:pPr/>
+      <w:r>
+        <w:rPr>
+          <w:lang w:val="en_US" w:bidi="en_US"/>
+        </w:rPr>
+      </w:r>
+      <w:r>
+        <w:rPr>
+          <w:lang w:val="en_US" w:bidi="en_US"/>
+        </w:rPr>
+        <w:t>This section then introduces the main feature of the book: the judges. God raised up these leaders to rescue Israel and call the people back to covenant obedience (</w:t>
       </w:r>
       <w:hyperlink r:id="rId24">
         <w:r>
@@ -615,7 +838,21 @@
         <w:rPr>
           <w:lang w:val="en_US" w:bidi="en_US"/>
         </w:rPr>
-        <w:t xml:space="preserve">), the evidence of which would be faithful occupation of the Promised Land. </w:t>
+        <w:t>). This means obeying the binding agreement God had made with them. One sign of this obedience would be Israel’s faithful possession of the promised land.</w:t>
+      </w:r>
+    </w:p>
+    <w:p>
+      <w:pPr/>
+      <w:r>
+        <w:rPr>
+          <w:lang w:val="en_US" w:bidi="en_US"/>
+        </w:rPr>
+      </w:r>
+      <w:r>
+        <w:rPr>
+          <w:lang w:val="en_US" w:bidi="en_US"/>
+        </w:rPr>
+        <w:t xml:space="preserve">Like the end of the first opening section, </w:t>
       </w:r>
       <w:hyperlink r:id="rId25">
         <w:r>
@@ -626,14 +863,14 @@
             <w:color w:val="0000EE"/>
             <w:u w:val="single"/>
           </w:rPr>
-          <w:t>Judges 3:1–6</w:t>
+          <w:t xml:space="preserve">Judges 3:1–6 </w:t>
         </w:r>
       </w:hyperlink>
       <w:r>
         <w:rPr>
           <w:lang w:val="en_US" w:bidi="en_US"/>
         </w:rPr>
-        <w:t>, like the close of the earlier prologue, informs readers in advance that the effort will end in failure.</w:t>
+        <w:t>shows that Israel will fail.</w:t>
       </w:r>
     </w:p>
     <w:p>
@@ -647,7 +884,7 @@
         <w:rPr>
           <w:lang w:val="en_US" w:bidi="en_US"/>
         </w:rPr>
-        <w:t>The central section (</w:t>
+        <w:t>The middle section (</w:t>
       </w:r>
       <w:hyperlink r:id="rId26">
         <w:r>
@@ -665,7 +902,21 @@
         <w:rPr>
           <w:lang w:val="en_US" w:bidi="en_US"/>
         </w:rPr>
-        <w:t xml:space="preserve">) contains a series of “cycles”—longer accounts of the six major judges (Othniel, Ehud, Deborah, Gideon, Jephthah, and Samson) and shorter accounts of the six minor judges (Shamgar, Tola, Jair, Ibzan, Elon, and Abdon). This section includes the rise of an anti-charismatic leader, Abimelech (ch </w:t>
+        <w:t>) contains a series of cycles. In Judges, Israel sins, suffers under enemies, cries out to God, and receives a judge who rescues them. This section gives longer accounts of the six major judges: Othniel, Ehud, Deborah, Gideon, Jephthah, and Samson. It also gives shorter accounts of the six minor judges: Shamgar, Tola, Jair, Ibzan, Elon, and Abdon.</w:t>
+      </w:r>
+    </w:p>
+    <w:p>
+      <w:pPr/>
+      <w:r>
+        <w:rPr>
+          <w:lang w:val="en_US" w:bidi="en_US"/>
+        </w:rPr>
+      </w:r>
+      <w:r>
+        <w:rPr>
+          <w:lang w:val="en_US" w:bidi="en_US"/>
+        </w:rPr>
+        <w:t>This section also includes Abimelech (</w:t>
       </w:r>
       <w:hyperlink r:id="rId27">
         <w:r>
@@ -676,14 +927,42 @@
             <w:color w:val="0000EE"/>
             <w:u w:val="single"/>
           </w:rPr>
-          <w:t>9</w:t>
+          <w:t>chapter 9</w:t>
         </w:r>
       </w:hyperlink>
       <w:r>
         <w:rPr>
           <w:lang w:val="en_US" w:bidi="en_US"/>
         </w:rPr>
-        <w:t xml:space="preserve">), whose rule was like that of a king. Following Abimelech, the spiral is clearly downward. The figures at the beginning of the story are more ideal (Othniel to Gideon), while the characters toward the end are more questionable (Jephthah, Samson). In all, there were twelve judges, apparently representing each of the twelve tribes of Israel (see study note on </w:t>
+        <w:t>). He was not like the judges whom God raised up to rescue Israel. His rule was more like the rule of a king.</w:t>
+      </w:r>
+    </w:p>
+    <w:p>
+      <w:pPr/>
+      <w:r>
+        <w:rPr>
+          <w:lang w:val="en_US" w:bidi="en_US"/>
+        </w:rPr>
+      </w:r>
+      <w:r>
+        <w:rPr>
+          <w:lang w:val="en_US" w:bidi="en_US"/>
+        </w:rPr>
+        <w:t>After Abimelech, Israel’s condition becomes worse. The earlier judges, from Othniel to Gideon, are shown in a more positive way. The later judges, especially Jephthah and Samson, are more morally difficult.</w:t>
+      </w:r>
+    </w:p>
+    <w:p>
+      <w:pPr/>
+      <w:r>
+        <w:rPr>
+          <w:lang w:val="en_US" w:bidi="en_US"/>
+        </w:rPr>
+      </w:r>
+      <w:r>
+        <w:rPr>
+          <w:lang w:val="en_US" w:bidi="en_US"/>
+        </w:rPr>
+        <w:t xml:space="preserve">In all, there were 12 judges. This number may connect them with the 12 tribes of Israel (see study note on </w:t>
       </w:r>
       <w:r>
         <w:rPr>
@@ -695,7 +974,7 @@
         <w:rPr>
           <w:lang w:val="en_US" w:bidi="en_US"/>
         </w:rPr>
-        <w:t>). The inexorable march toward chaos throughout the book points to their need for a more centralized society.</w:t>
+        <w:t>). As the book continues, Israel moves toward greater disorder. This shows that the people needed a more unified society with stronger central leadership.</w:t>
       </w:r>
     </w:p>
     <w:p>
@@ -709,7 +988,7 @@
         <w:rPr>
           <w:lang w:val="en_US" w:bidi="en_US"/>
         </w:rPr>
-        <w:t xml:space="preserve">Judges culminates in two epilogues (chs </w:t>
+        <w:t xml:space="preserve">The book of Judges ends with two closing sections (chapters </w:t>
       </w:r>
       <w:hyperlink r:id="rId28">
         <w:r>
@@ -727,7 +1006,7 @@
         <w:rPr>
           <w:lang w:val="en_US" w:bidi="en_US"/>
         </w:rPr>
-        <w:t xml:space="preserve">; </w:t>
+        <w:t xml:space="preserve"> and </w:t>
       </w:r>
       <w:hyperlink r:id="rId29">
         <w:r>
@@ -745,7 +1024,19 @@
         <w:rPr>
           <w:lang w:val="en_US" w:bidi="en_US"/>
         </w:rPr>
-        <w:t xml:space="preserve">) that highlight the historical and theological failure of Israel under the judges, and the ensuing spiritual and social chaos. The epilogues are marked by the summary refrain, “In those days Israel had no king,” to which is twice added, “all the people did whatever seemed right in their own eyes” (see </w:t>
+        <w:t>). These sections show that Israel failed as a nation and failed to live faithfully before God. They also show the spiritual and social disorder that followed. The closing sections repeat this idea: “</w:t>
+      </w:r>
+      <w:r>
+        <w:rPr>
+          <w:lang w:val="en_US" w:bidi="en_US"/>
+        </w:rPr>
+        <w:t>In those days there was no king in Israel</w:t>
+      </w:r>
+      <w:r>
+        <w:rPr>
+          <w:lang w:val="en_US" w:bidi="en_US"/>
+        </w:rPr>
+        <w:t xml:space="preserve">” (see </w:t>
       </w:r>
       <w:hyperlink r:id="rId16">
         <w:r>
@@ -817,7 +1108,43 @@
         <w:rPr>
           <w:lang w:val="en_US" w:bidi="en_US"/>
         </w:rPr>
-        <w:t>). This conclusion begs for a sequel in which a new approach to leadership reverses the declining effectiveness of individual charismatic leaders.</w:t>
+        <w:t>). Two of these verses also say that the people did what seemed right to them (</w:t>
+      </w:r>
+      <w:hyperlink r:id="rId16">
+        <w:r>
+          <w:rPr>
+            <w:lang w:val="en_US" w:bidi="en_US"/>
+          </w:rPr>
+          <w:rPr>
+            <w:color w:val="0000EE"/>
+            <w:u w:val="single"/>
+          </w:rPr>
+          <w:t>17:6</w:t>
+        </w:r>
+      </w:hyperlink>
+      <w:r>
+        <w:rPr>
+          <w:lang w:val="en_US" w:bidi="en_US"/>
+        </w:rPr>
+        <w:t xml:space="preserve">; </w:t>
+      </w:r>
+      <w:hyperlink r:id="rId19">
+        <w:r>
+          <w:rPr>
+            <w:lang w:val="en_US" w:bidi="en_US"/>
+          </w:rPr>
+          <w:rPr>
+            <w:color w:val="0000EE"/>
+            <w:u w:val="single"/>
+          </w:rPr>
+          <w:t>21:25</w:t>
+        </w:r>
+      </w:hyperlink>
+      <w:r>
+        <w:rPr>
+          <w:lang w:val="en_US" w:bidi="en_US"/>
+        </w:rPr>
+        <w:t>). This ending points toward the need for a new kind of leadership. Israel needed leadership that could reverse the nation’s decline and bring greater order.</w:t>
       </w:r>
     </w:p>
     <w:p>
@@ -842,7 +1169,7 @@
         <w:rPr>
           <w:lang w:val="en_US" w:bidi="en_US"/>
         </w:rPr>
-        <w:t>Nothing is known about the author(s) or compiler(s) of Judges. The historical books (Joshua—2 Kings) are a connected narrative. Tradition tells us that various sources were combined into a theological narrative under the influence of Israel’s prophetic schools.</w:t>
+        <w:t>We do not know who wrote or gathered the material in Judges. The historical books, from Joshua to 2 Kings, tell one connected story. Tradition says that different sources were brought together into a theological story, a story that explains God’s work and Israel’s response. This may have happened under the influence of Israel’s prophetic schools, groups connected with prophets and their teaching.</w:t>
       </w:r>
     </w:p>
     <w:p>
@@ -856,7 +1183,7 @@
         <w:rPr>
           <w:lang w:val="en_US" w:bidi="en_US"/>
         </w:rPr>
-        <w:t>Evidence from the last chapter of this history (</w:t>
+        <w:t>Evidence from the end of this history may point to the exile in Babylon as the latest possible time when this material was written or gathered together (</w:t>
       </w:r>
       <w:hyperlink r:id="rId30">
         <w:r>
@@ -867,14 +1194,28 @@
             <w:color w:val="0000EE"/>
             <w:u w:val="single"/>
           </w:rPr>
-          <w:t>2 Kgs 25:27–30</w:t>
+          <w:t>2 Kings 25:27–30</w:t>
         </w:r>
       </w:hyperlink>
       <w:r>
         <w:rPr>
           <w:lang w:val="en_US" w:bidi="en_US"/>
         </w:rPr>
-        <w:t>) suggests the exile to Babylon as a final date for the composition or collection of this material. Judges may have received its final form at the same time, although there is little in the book of Judges itself that points beyond the early monarchy. Judges knows nothing of a central shrine or national capital in Jerusalem; the social structures reflected in the book indicate a nation still struggling with issues of settlement and governance.</w:t>
+        <w:t xml:space="preserve">). The book of Judges may have received its final form at the same time. </w:t>
+      </w:r>
+    </w:p>
+    <w:p>
+      <w:pPr/>
+      <w:r>
+        <w:rPr>
+          <w:lang w:val="en_US" w:bidi="en_US"/>
+        </w:rPr>
+      </w:r>
+      <w:r>
+        <w:rPr>
+          <w:lang w:val="en_US" w:bidi="en_US"/>
+        </w:rPr>
+        <w:t>However, little in Judges itself points to a time later than the early monarchy, when Israel first began to be ruled by kings. The book does not mention a central place of worship or a national capital in Jerusalem. The society shown in Judges is still trying to settle the land and form a stable government.</w:t>
       </w:r>
     </w:p>
     <w:p>
@@ -885,7 +1226,7 @@
         <w:rPr>
           <w:lang w:val="en_US" w:bidi="en_US"/>
         </w:rPr>
-        <w:t>Chronology of the Judges</w:t>
+        <w:t>Timeline of Events in Judges</w:t>
       </w:r>
     </w:p>
     <w:p>
@@ -899,7 +1240,21 @@
         <w:rPr>
           <w:lang w:val="en_US" w:bidi="en_US"/>
         </w:rPr>
-        <w:t xml:space="preserve">One long-standing question has been how to fit the accounts of the judges into the chronology of the period from Joshua to Saul. Dating and ordering the judges is notoriously difficult; the results depend to a great extent on whether the Exodus is seen as having occurred in the 1400s or in the 1200s BC. The longer chronology (based on an earlier date for the Exodus) harmonizes well with </w:t>
+        <w:t xml:space="preserve">For many years, scholars have asked how the accounts of the judges fit into the timeline from Joshua to Saul. It is very difficult to date the judges or put them in order. The answer depends partly on when the exodus took place. The exodus was the time when God rescued Israel from Egypt. Some scholars date the exodus to the 1400s BC. Others date it to the 1200s BC. </w:t>
+      </w:r>
+    </w:p>
+    <w:p>
+      <w:pPr/>
+      <w:r>
+        <w:rPr>
+          <w:lang w:val="en_US" w:bidi="en_US"/>
+        </w:rPr>
+      </w:r>
+      <w:r>
+        <w:rPr>
+          <w:lang w:val="en_US" w:bidi="en_US"/>
+        </w:rPr>
+        <w:t xml:space="preserve">The longer timeline is based on the earlier date for the exodus. This timeline fits well with </w:t>
       </w:r>
       <w:hyperlink r:id="rId31">
         <w:r>
@@ -935,7 +1290,7 @@
         <w:rPr>
           <w:lang w:val="en_US" w:bidi="en_US"/>
         </w:rPr>
-        <w:t>. The shorter chronology (based on a later date for the Exodus) seems to fit better with external evidence (such as archaeological findings), but it forces the period of the judges into a relatively short time frame.</w:t>
+        <w:t>. The shorter timeline is based on the later date for the exodus. This timeline seems to fit better with evidence outside the Bible, such as archaeological findings. But it places the time of the judges into a much shorter period.</w:t>
       </w:r>
     </w:p>
     <w:p>
@@ -949,7 +1304,7 @@
         <w:rPr>
           <w:lang w:val="en_US" w:bidi="en_US"/>
         </w:rPr>
-        <w:t xml:space="preserve">The people of Israel entered the Promised Land of Canaan in either 1406 or 1230 BC, depending on the date of the Exodus (see </w:t>
+        <w:t xml:space="preserve">The people of Israel entered the land of Canaan in either 1406 or 1230 BC. The date depends on when the exodus happened (see </w:t>
       </w:r>
       <w:r>
         <w:rPr>
@@ -961,7 +1316,7 @@
         <w:rPr>
           <w:lang w:val="en_US" w:bidi="en_US"/>
         </w:rPr>
-        <w:t>, “The Date of the Exodus”). The people of Israel then lived in the land and experienced cycles of oppression by neighboring countries and rescue through various judges until the prophet Samuel anointed Saul as king of all Israel around 1050 BC.</w:t>
+        <w:t>, “The Date of the Exodus”). After this, the people of Israel lived in the land. Again and again, nearby nations oppressed them. God rescued them through different judges. This continued until the prophet Samuel anointed Saul as king over all Israel around 1050 BC.</w:t>
       </w:r>
     </w:p>
     <w:p>
@@ -975,7 +1330,7 @@
         <w:rPr>
           <w:lang w:val="en_US" w:bidi="en_US"/>
         </w:rPr>
-        <w:t>The accounts of the judges themselves are told as a sequence, giving the impression that one judge followed another. Most of the accounts of the judges also provide chronological indications, specifying how long oppressors dominated God’s people and the period of peace that followed their rescue by each judge. However, simply adding these numbers produces a sum of years that significantly exceeds the time available in this period of history.</w:t>
+        <w:t>The accounts of the judges are told in order. This can make it seem as if each judge served after the previous judge. Most of these accounts also tell how much time passed. They tell how long enemies ruled over God’s people and how long the land had peace after each judge rescued Israel. They also tell how long the land had peace after each judge rescued Israel. However, if these numbers are simply added together, the total is too long. It is longer than the time available for this period in Israel’s history.</w:t>
       </w:r>
     </w:p>
     <w:p>
@@ -989,7 +1344,7 @@
         <w:rPr>
           <w:lang w:val="en_US" w:bidi="en_US"/>
         </w:rPr>
-        <w:t xml:space="preserve">A solution to this difficulty is to realize that the judges did not always work sequentially but sometimes overlapped with one another. For example, </w:t>
+        <w:t xml:space="preserve">One way to solve this problem is to understand that the judges did not always serve one after another. Sometimes they served as judges at the same time. For example, </w:t>
       </w:r>
       <w:hyperlink r:id="rId33">
         <w:r>
@@ -1007,7 +1362,19 @@
         <w:rPr>
           <w:lang w:val="en_US" w:bidi="en_US"/>
         </w:rPr>
-        <w:t xml:space="preserve"> states, “So the Lord burned with anger against Israel, and he turned them over to the Philistines and the Ammonites.” It follows that Jephthah freed his people from the Ammonite threat in the northeast while Samson began to rescue Israel from Philistia in the southwest.</w:t>
+        <w:t xml:space="preserve"> says, “</w:t>
+      </w:r>
+      <w:r>
+        <w:rPr>
+          <w:lang w:val="en_US" w:bidi="en_US"/>
+        </w:rPr>
+        <w:t>So the anger of the LORD burned against Israel, and He sold them into the hands of the Philistines and Ammonites</w:t>
+      </w:r>
+      <w:r>
+        <w:rPr>
+          <w:lang w:val="en_US" w:bidi="en_US"/>
+        </w:rPr>
+        <w:t>.” This suggests that Jephthah rescued his people from the Ammonites in the northeast. At the same time, Samson began to rescue Israel from the Philistines in the southwest.</w:t>
       </w:r>
     </w:p>
     <w:p>
@@ -1021,7 +1388,7 @@
         <w:rPr>
           <w:lang w:val="en_US" w:bidi="en_US"/>
         </w:rPr>
-        <w:t>In certain cases, the text does point to a sequence between judges. For instance, Shamgar judged “after Ehud” (</w:t>
+        <w:t>In some cases, the book of Judges does show that one judge came after another. For example, Shamgar judged "after Ehud" (</w:t>
       </w:r>
       <w:hyperlink r:id="rId34">
         <w:r>
@@ -1039,7 +1406,19 @@
         <w:rPr>
           <w:lang w:val="en_US" w:bidi="en_US"/>
         </w:rPr>
-        <w:t>) and Deborah “after Ehud’s death” (</w:t>
+        <w:t>). Deborah judged, "</w:t>
+      </w:r>
+      <w:r>
+        <w:rPr>
+          <w:lang w:val="en_US" w:bidi="en_US"/>
+        </w:rPr>
+        <w:t>After Ehud died</w:t>
+      </w:r>
+      <w:r>
+        <w:rPr>
+          <w:lang w:val="en_US" w:bidi="en_US"/>
+        </w:rPr>
+        <w:t>" (</w:t>
       </w:r>
       <w:hyperlink r:id="rId35">
         <w:r>
@@ -1075,7 +1454,7 @@
         <w:rPr>
           <w:lang w:val="en_US" w:bidi="en_US"/>
         </w:rPr>
-        <w:t>). Nonetheless, Judges does not provide these types of connections between most of the judges, and most of the judges held influence over only a limited part of the land of Israel. The period of the judges was characterized not only by moral depravity and spiritual darkness, but also by political fragmentation. None of the judges had a national following—each was followed by only a few tribes at most, usually those in the vicinity of the judge’s hometown.</w:t>
+        <w:t>). Even so, Judges does not give this kind of connection for most of the judges. Also, most judges had influence over only one part of Israel’s land. The time of the judges was marked by moral evil, spiritual darkness, and political division. None of the judges led the whole nation. Each judge was followed by only a few tribes at most. These were usually the tribes near the judge’s hometown.</w:t>
       </w:r>
     </w:p>
     <w:p>
@@ -1089,7 +1468,7 @@
         <w:rPr>
           <w:lang w:val="en_US" w:bidi="en_US"/>
         </w:rPr>
-        <w:t>When we realize that the judges were local and that their time periods often overlapped, we can conclude that the period of the judges thus fits into history.</w:t>
+        <w:t>When we understand that the judges were local leaders and that their times of leadership often overlapped, the timeline becomes easier to explain. We can see how the period of the judges fits within Israel's history.</w:t>
       </w:r>
     </w:p>
     <w:p>
@@ -1114,7 +1493,7 @@
         <w:rPr>
           <w:lang w:val="en_US" w:bidi="en_US"/>
         </w:rPr>
-        <w:t>What kind of leadership does God’s work require, and where can God’s people find such leaders? Judges gives a partial answer to both questions but stops short of providing the final word.</w:t>
+        <w:t>What kind of leadership does God’s work require? Where can God’s people find such leaders? The book of Judges gives part of the answer to both questions. But it does not give the final answer.</w:t>
       </w:r>
     </w:p>
     <w:p>
@@ -1128,7 +1507,7 @@
         <w:rPr>
           <w:lang w:val="en_US" w:bidi="en_US"/>
         </w:rPr>
-        <w:t>Judges celebrates charismatic (gifted, inspired) leadership while recognizing its limitations. One enduring biblical principle of leadership is that God raises up heroes and fills them with his Spirit to rescue his people. Moses and Joshua had been such rescuer-leaders, and Saul and David would be as well. The heroes of Judges had flaws, but God used them nonetheless. A true charismatic leader is a man or woman who is given a divine gift (Greek charisma) that equips for the task.</w:t>
+        <w:t>The book of Judges celebrates charismatic leadership. This means leadership that is gifted and inspired by God. But Judges also shows the limits of this kind of leadership. One lasting biblical principle is that God raises up leaders and fills them with his Spirit to rescue his people. Moses and Joshua were leaders like this. Saul and David would also become leaders like this. The heroes in Judges had serious weaknesses. Even so, God still used them. A true charismatic leader is a man or woman who receives a gift from God. This gift gives the person what is needed for the work.</w:t>
       </w:r>
     </w:p>
     <w:p>
@@ -1142,7 +1521,20 @@
         <w:rPr>
           <w:lang w:val="en_US" w:bidi="en_US"/>
         </w:rPr>
-        <w:t>A second kind of leadership, often called “official,” has authority that does not come directly from God but flows from an office or appointment. While the Israelite judges were classic charismatic leaders, the kings represented official authority in the military and political sphere. Prophets and priests often presented the same contrast in Israel’s spiritual life—generally speaking, the prophets were inspired leaders while the priests were official leaders.</w:t>
+        <w:t xml:space="preserve">A second kind of leadership is often called </w:t>
+      </w:r>
+      <w:r>
+        <w:rPr>
+          <w:i/>
+          <w:lang w:val="en_US" w:bidi="en_US"/>
+        </w:rPr>
+        <w:t>official leadership</w:t>
+      </w:r>
+      <w:r>
+        <w:rPr>
+          <w:lang w:val="en_US" w:bidi="en_US"/>
+        </w:rPr>
+        <w:t>. This kind of leadership comes from a role or appointment. This kind of authority does not always come directly from a special gift from God. Instead, it comes from a role or appointment. The judges of Israel were clear examples of charismatic leaders, leaders gifted and inspired by God. The kings were different. They had official authority in the military and government. Israel’s prophets and priests often showed a similar difference in spiritual life. In general, prophets were inspired leaders. Priests were official leaders.</w:t>
       </w:r>
     </w:p>
     <w:p>
@@ -1156,7 +1548,7 @@
         <w:rPr>
           <w:lang w:val="en_US" w:bidi="en_US"/>
         </w:rPr>
-        <w:t>Which type of leader has God’s approval? How do those who want to follow the Lord faithfully know which structures of leadership are worthy of obedience? The book of Judges demonstrates God’s unmistakable commitment to raise up powerfully endowed, spirit-filled leaders appropriate for the occasion. The practice of charismatic leadership, despite its limitations, is never set aside in biblical narrative.</w:t>
+        <w:t>Which kind of leader has God’s approval? How can people who want to follow the Lord know which leaders and forms of leadership they should obey? The book of Judges shows that God is fully committed to raising up leaders for the right time. He gives them power and fills them with his Spirit. Even with its limits, charismatic leadership, leadership gifted and inspired by God, continues throughout the Bible.</w:t>
       </w:r>
     </w:p>
     <w:p>
@@ -1170,7 +1562,21 @@
         <w:rPr>
           <w:lang w:val="en_US" w:bidi="en_US"/>
         </w:rPr>
-        <w:t>Even in the transition to kingship in 1 and 2 Samuel, there is ambivalence toward the new form of official leadership. Kingship began with Saul, a charismatic judge-king in whom the weaknesses of both systems combined to bring about his downfall. Charismatic leadership is then affirmed and renewed in the life of David, a great hero-king. David was so distinctly a charismatic king that it is initially difficult to distinguish him from a successful judge. What answers the plaintive cry of Judges is not the rejection of charismatic leaders but the addition of God’s covenant with his chosen king, David (</w:t>
+        <w:t>Even when Israel began to have kings in 1 and 2 Samuel, the Bible shows mixed feelings about this new kind of official leadership. Kingship began with Saul. He was like both a judge and a king. He had power from God’s Spirit, but he also held an official role as king. Yet the weaknesses of both kinds of leadership came together in him and led to his fall. Then God affirmed and renewed charismatic leadership in David, a great hero-king. David was so clearly gifted and inspired by God that, at first, he looks much like a successful judge.</w:t>
+      </w:r>
+    </w:p>
+    <w:p>
+      <w:pPr/>
+      <w:r>
+        <w:rPr>
+          <w:lang w:val="en_US" w:bidi="en_US"/>
+        </w:rPr>
+      </w:r>
+      <w:r>
+        <w:rPr>
+          <w:lang w:val="en_US" w:bidi="en_US"/>
+        </w:rPr>
+        <w:t>Judges shows the need for better leadership. The answer is not to reject charismatic leaders, leaders gifted and inspired by God. The answer is the addition of God’s covenant with David, his chosen king (</w:t>
       </w:r>
       <w:hyperlink r:id="rId37">
         <w:r>
@@ -1181,14 +1587,14 @@
             <w:color w:val="0000EE"/>
             <w:u w:val="single"/>
           </w:rPr>
-          <w:t>2 Sam 7:1–29</w:t>
+          <w:t>2 Samuel 7:1–29</w:t>
         </w:r>
       </w:hyperlink>
       <w:r>
         <w:rPr>
           <w:lang w:val="en_US" w:bidi="en_US"/>
         </w:rPr>
-        <w:t>). God’s ideal is in the combination of inspired and official leadership. Israel’s judges and kings, with all their limitations, look forward to Jesus, the perfect charismatic king, who combines in his person the qualities lacking in each of his predecessors.</w:t>
+        <w:t>). God’s ideal brings together inspired leadership and official leadership. Israel’s judges and kings had many limits. But they point forward to Jesus, the perfect Spirit-filled King. In himself, Jesus brings together the good qualities that earlier leaders lacked.</w:t>
       </w:r>
       <w:r>
         <w:rPr>
@@ -3090,6 +3496,12 @@
   </w:num>
   <w:num w:numId="13" w16cid:durableId="592781308">
     <w:abstractNumId w:val="11"/>
+  </w:num>
+  <w:num w:numId="14">
+    <w:abstractNumId w:val="3"/>
+    <w:lvlOverride w:ilvl="0">
+      <w:startOverride w:val="1"/>
+    </w:lvlOverride>
   </w:num>
   <w:numIdMacAtCleanup w:val="10"/>
 </w:numbering>

--- a/eng/docx/07.content.docx
+++ b/eng/docx/07.content.docx
@@ -19,7 +19,7 @@
         <w:rPr>
           <w:lang w:val="en_US" w:bidi="en_US"/>
         </w:rPr>
-        <w:t>Resource: Tyndale Open Study Notes</w:t>
+        <w:t>Resource: Aquifer Open Study Notes (Book Intros)</w:t>
       </w:r>
       <w:r>
         <w:rPr>
@@ -112,7 +112,7 @@
         <w:rPr>
           <w:lang w:val="en_US" w:bidi="en_US"/>
         </w:rPr>
-        <w:t>Tyndale Open Study Notes</w:t>
+        <w:t>Aquifer Open Study Notes (Book Intros)</w:t>
       </w:r>
     </w:p>
     <w:p>

--- a/eng/docx/07.content.docx
+++ b/eng/docx/07.content.docx
@@ -449,36 +449,24 @@
         </w:rPr>
         <w:t>The opening sections of the book (</w:t>
       </w:r>
-      <w:hyperlink r:id="rId13">
-        <w:r>
-          <w:rPr>
-            <w:lang w:val="en_US" w:bidi="en_US"/>
-          </w:rPr>
-          <w:rPr>
-            <w:color w:val="0000EE"/>
-            <w:u w:val="single"/>
-          </w:rPr>
-          <w:t>1:1–2:5</w:t>
-        </w:r>
-      </w:hyperlink>
+      <w:r>
+        <w:rPr>
+          <w:lang w:val="en_US" w:bidi="en_US"/>
+        </w:rPr>
+        <w:t>1:1–2:5</w:t>
+      </w:r>
       <w:r>
         <w:rPr>
           <w:lang w:val="en_US" w:bidi="en_US"/>
         </w:rPr>
         <w:t xml:space="preserve"> and </w:t>
       </w:r>
-      <w:hyperlink r:id="rId14">
-        <w:r>
-          <w:rPr>
-            <w:lang w:val="en_US" w:bidi="en_US"/>
-          </w:rPr>
-          <w:rPr>
-            <w:color w:val="0000EE"/>
-            <w:u w:val="single"/>
-          </w:rPr>
-          <w:t>2:6–3:6</w:t>
-        </w:r>
-      </w:hyperlink>
+      <w:r>
+        <w:rPr>
+          <w:lang w:val="en_US" w:bidi="en_US"/>
+        </w:rPr>
+        <w:t>2:6–3:6</w:t>
+      </w:r>
       <w:r>
         <w:rPr>
           <w:lang w:val="en_US" w:bidi="en_US"/>
@@ -503,90 +491,60 @@
         </w:rPr>
         <w:t xml:space="preserve">The closing sections of the book (chapters </w:t>
       </w:r>
-      <w:hyperlink r:id="rId15">
-        <w:r>
-          <w:rPr>
-            <w:lang w:val="en_US" w:bidi="en_US"/>
-          </w:rPr>
-          <w:rPr>
-            <w:color w:val="0000EE"/>
-            <w:u w:val="single"/>
-          </w:rPr>
-          <w:t>17–21</w:t>
-        </w:r>
-      </w:hyperlink>
+      <w:r>
+        <w:rPr>
+          <w:lang w:val="en_US" w:bidi="en_US"/>
+        </w:rPr>
+        <w:t>17–21</w:t>
+      </w:r>
       <w:r>
         <w:rPr>
           <w:lang w:val="en_US" w:bidi="en_US"/>
         </w:rPr>
         <w:t>) show that Israel’s society was not working well. This idea appears several times: Israel had no king, and the people did what seemed right to them (</w:t>
       </w:r>
-      <w:hyperlink r:id="rId16">
-        <w:r>
-          <w:rPr>
-            <w:lang w:val="en_US" w:bidi="en_US"/>
-          </w:rPr>
-          <w:rPr>
-            <w:color w:val="0000EE"/>
-            <w:u w:val="single"/>
-          </w:rPr>
-          <w:t>17:6</w:t>
-        </w:r>
-      </w:hyperlink>
+      <w:r>
+        <w:rPr>
+          <w:lang w:val="en_US" w:bidi="en_US"/>
+        </w:rPr>
+        <w:t>17:6</w:t>
+      </w:r>
       <w:r>
         <w:rPr>
           <w:lang w:val="en_US" w:bidi="en_US"/>
         </w:rPr>
         <w:t xml:space="preserve">; </w:t>
       </w:r>
-      <w:hyperlink r:id="rId17">
-        <w:r>
-          <w:rPr>
-            <w:lang w:val="en_US" w:bidi="en_US"/>
-          </w:rPr>
-          <w:rPr>
-            <w:color w:val="0000EE"/>
-            <w:u w:val="single"/>
-          </w:rPr>
-          <w:t>18:1</w:t>
-        </w:r>
-      </w:hyperlink>
+      <w:r>
+        <w:rPr>
+          <w:lang w:val="en_US" w:bidi="en_US"/>
+        </w:rPr>
+        <w:t>18:1</w:t>
+      </w:r>
       <w:r>
         <w:rPr>
           <w:lang w:val="en_US" w:bidi="en_US"/>
         </w:rPr>
         <w:t xml:space="preserve">; </w:t>
       </w:r>
-      <w:hyperlink r:id="rId18">
-        <w:r>
-          <w:rPr>
-            <w:lang w:val="en_US" w:bidi="en_US"/>
-          </w:rPr>
-          <w:rPr>
-            <w:color w:val="0000EE"/>
-            <w:u w:val="single"/>
-          </w:rPr>
-          <w:t>19:1</w:t>
-        </w:r>
-      </w:hyperlink>
+      <w:r>
+        <w:rPr>
+          <w:lang w:val="en_US" w:bidi="en_US"/>
+        </w:rPr>
+        <w:t>19:1</w:t>
+      </w:r>
       <w:r>
         <w:rPr>
           <w:lang w:val="en_US" w:bidi="en_US"/>
         </w:rPr>
         <w:t xml:space="preserve">; </w:t>
       </w:r>
-      <w:hyperlink r:id="rId19">
-        <w:r>
-          <w:rPr>
-            <w:lang w:val="en_US" w:bidi="en_US"/>
-          </w:rPr>
-          <w:rPr>
-            <w:color w:val="0000EE"/>
-            <w:u w:val="single"/>
-          </w:rPr>
-          <w:t>21:25</w:t>
-        </w:r>
-      </w:hyperlink>
+      <w:r>
+        <w:rPr>
+          <w:lang w:val="en_US" w:bidi="en_US"/>
+        </w:rPr>
+        <w:t>21:25</w:t>
+      </w:r>
       <w:r>
         <w:rPr>
           <w:lang w:val="en_US" w:bidi="en_US"/>
@@ -621,18 +579,12 @@
         </w:rPr>
         <w:t xml:space="preserve">The book of Judges does not, however, reject the kind of leadership that the judges had. God chose these leaders and gave them power by his Spirit. Through them, God led Israel and rescued the people from their enemies (see </w:t>
       </w:r>
-      <w:hyperlink r:id="rId20">
-        <w:r>
-          <w:rPr>
-            <w:lang w:val="en_US" w:bidi="en_US"/>
-          </w:rPr>
-          <w:rPr>
-            <w:color w:val="0000EE"/>
-            <w:u w:val="single"/>
-          </w:rPr>
-          <w:t>2:16–19</w:t>
-        </w:r>
-      </w:hyperlink>
+      <w:r>
+        <w:rPr>
+          <w:lang w:val="en_US" w:bidi="en_US"/>
+        </w:rPr>
+        <w:t>2:16–19</w:t>
+      </w:r>
       <w:r>
         <w:rPr>
           <w:lang w:val="en_US" w:bidi="en_US"/>
@@ -664,18 +616,12 @@
         </w:rPr>
         <w:t xml:space="preserve">The book of Judges has an A-B-A structure. This means the book begins and ends with similar kinds of sections, with the main stories in the middle. It begins with two opening sections. Each section starts after Joshua’s death. This was an important event in Israel’s life as a nation. It also connects the story of Judges with Joshua </w:t>
       </w:r>
-      <w:hyperlink r:id="rId21">
-        <w:r>
-          <w:rPr>
-            <w:lang w:val="en_US" w:bidi="en_US"/>
-          </w:rPr>
-          <w:rPr>
-            <w:color w:val="0000EE"/>
-            <w:u w:val="single"/>
-          </w:rPr>
-          <w:t>Joshua 24:28–31</w:t>
-        </w:r>
-      </w:hyperlink>
+      <w:r>
+        <w:rPr>
+          <w:lang w:val="en_US" w:bidi="en_US"/>
+        </w:rPr>
+        <w:t>Joshua 24:28–31</w:t>
+      </w:r>
       <w:r>
         <w:rPr>
           <w:lang w:val="en_US" w:bidi="en_US"/>
@@ -696,36 +642,24 @@
         </w:rPr>
         <w:t>The first opening section (</w:t>
       </w:r>
-      <w:hyperlink r:id="rId13">
-        <w:r>
-          <w:rPr>
-            <w:lang w:val="en_US" w:bidi="en_US"/>
-          </w:rPr>
-          <w:rPr>
-            <w:color w:val="0000EE"/>
-            <w:u w:val="single"/>
-          </w:rPr>
-          <w:t>Judges 1:1–2:5</w:t>
-        </w:r>
-      </w:hyperlink>
+      <w:r>
+        <w:rPr>
+          <w:lang w:val="en_US" w:bidi="en_US"/>
+        </w:rPr>
+        <w:t>Judges 1:1–2:5</w:t>
+      </w:r>
       <w:r>
         <w:rPr>
           <w:lang w:val="en_US" w:bidi="en_US"/>
         </w:rPr>
         <w:t>) describes how individual tribes failed to obey God’s covenant. They took only part of the land instead of fully possessing it. This showed that they did not honor the Lord’s promise. As a result, the Lord said he would no longer drive out their enemies for them (</w:t>
       </w:r>
-      <w:hyperlink r:id="rId22">
-        <w:r>
-          <w:rPr>
-            <w:lang w:val="en_US" w:bidi="en_US"/>
-          </w:rPr>
-          <w:rPr>
-            <w:color w:val="0000EE"/>
-            <w:u w:val="single"/>
-          </w:rPr>
-          <w:t>Judges 2:1–3</w:t>
-        </w:r>
-      </w:hyperlink>
+      <w:r>
+        <w:rPr>
+          <w:lang w:val="en_US" w:bidi="en_US"/>
+        </w:rPr>
+        <w:t>Judges 2:1–3</w:t>
+      </w:r>
       <w:r>
         <w:rPr>
           <w:lang w:val="en_US" w:bidi="en_US"/>
@@ -746,18 +680,12 @@
         </w:rPr>
         <w:t>The second opening section (</w:t>
       </w:r>
-      <w:hyperlink r:id="rId14">
-        <w:r>
-          <w:rPr>
-            <w:lang w:val="en_US" w:bidi="en_US"/>
-          </w:rPr>
-          <w:rPr>
-            <w:color w:val="0000EE"/>
-            <w:u w:val="single"/>
-          </w:rPr>
-          <w:t>2:6–3:6</w:t>
-        </w:r>
-      </w:hyperlink>
+      <w:r>
+        <w:rPr>
+          <w:lang w:val="en_US" w:bidi="en_US"/>
+        </w:rPr>
+        <w:t>2:6–3:6</w:t>
+      </w:r>
       <w:r>
         <w:rPr>
           <w:lang w:val="en_US" w:bidi="en_US"/>
@@ -790,18 +718,12 @@
         </w:rPr>
         <w:t>" (</w:t>
       </w:r>
-      <w:hyperlink r:id="rId23">
-        <w:r>
-          <w:rPr>
-            <w:lang w:val="en_US" w:bidi="en_US"/>
-          </w:rPr>
-          <w:rPr>
-            <w:color w:val="0000EE"/>
-            <w:u w:val="single"/>
-          </w:rPr>
-          <w:t>2:10</w:t>
-        </w:r>
-      </w:hyperlink>
+      <w:r>
+        <w:rPr>
+          <w:lang w:val="en_US" w:bidi="en_US"/>
+        </w:rPr>
+        <w:t>2:10</w:t>
+      </w:r>
       <w:r>
         <w:rPr>
           <w:lang w:val="en_US" w:bidi="en_US"/>
@@ -822,18 +744,12 @@
         </w:rPr>
         <w:t>This section then introduces the main feature of the book: the judges. God raised up these leaders to rescue Israel and call the people back to covenant obedience (</w:t>
       </w:r>
-      <w:hyperlink r:id="rId24">
-        <w:r>
-          <w:rPr>
-            <w:lang w:val="en_US" w:bidi="en_US"/>
-          </w:rPr>
-          <w:rPr>
-            <w:color w:val="0000EE"/>
-            <w:u w:val="single"/>
-          </w:rPr>
-          <w:t>2:16</w:t>
-        </w:r>
-      </w:hyperlink>
+      <w:r>
+        <w:rPr>
+          <w:lang w:val="en_US" w:bidi="en_US"/>
+        </w:rPr>
+        <w:t>2:16</w:t>
+      </w:r>
       <w:r>
         <w:rPr>
           <w:lang w:val="en_US" w:bidi="en_US"/>
@@ -854,18 +770,12 @@
         </w:rPr>
         <w:t xml:space="preserve">Like the end of the first opening section, </w:t>
       </w:r>
-      <w:hyperlink r:id="rId25">
-        <w:r>
-          <w:rPr>
-            <w:lang w:val="en_US" w:bidi="en_US"/>
-          </w:rPr>
-          <w:rPr>
-            <w:color w:val="0000EE"/>
-            <w:u w:val="single"/>
-          </w:rPr>
-          <w:t xml:space="preserve">Judges 3:1–6 </w:t>
-        </w:r>
-      </w:hyperlink>
+      <w:r>
+        <w:rPr>
+          <w:lang w:val="en_US" w:bidi="en_US"/>
+        </w:rPr>
+        <w:t xml:space="preserve">Judges 3:1–6 </w:t>
+      </w:r>
       <w:r>
         <w:rPr>
           <w:lang w:val="en_US" w:bidi="en_US"/>
@@ -886,18 +796,12 @@
         </w:rPr>
         <w:t>The middle section (</w:t>
       </w:r>
-      <w:hyperlink r:id="rId26">
-        <w:r>
-          <w:rPr>
-            <w:lang w:val="en_US" w:bidi="en_US"/>
-          </w:rPr>
-          <w:rPr>
-            <w:color w:val="0000EE"/>
-            <w:u w:val="single"/>
-          </w:rPr>
-          <w:t>3:7–16:31</w:t>
-        </w:r>
-      </w:hyperlink>
+      <w:r>
+        <w:rPr>
+          <w:lang w:val="en_US" w:bidi="en_US"/>
+        </w:rPr>
+        <w:t>3:7–16:31</w:t>
+      </w:r>
       <w:r>
         <w:rPr>
           <w:lang w:val="en_US" w:bidi="en_US"/>
@@ -918,18 +822,12 @@
         </w:rPr>
         <w:t>This section also includes Abimelech (</w:t>
       </w:r>
-      <w:hyperlink r:id="rId27">
-        <w:r>
-          <w:rPr>
-            <w:lang w:val="en_US" w:bidi="en_US"/>
-          </w:rPr>
-          <w:rPr>
-            <w:color w:val="0000EE"/>
-            <w:u w:val="single"/>
-          </w:rPr>
-          <w:t>chapter 9</w:t>
-        </w:r>
-      </w:hyperlink>
+      <w:r>
+        <w:rPr>
+          <w:lang w:val="en_US" w:bidi="en_US"/>
+        </w:rPr>
+        <w:t>chapter 9</w:t>
+      </w:r>
       <w:r>
         <w:rPr>
           <w:lang w:val="en_US" w:bidi="en_US"/>
@@ -990,36 +888,24 @@
         </w:rPr>
         <w:t xml:space="preserve">The book of Judges ends with two closing sections (chapters </w:t>
       </w:r>
-      <w:hyperlink r:id="rId28">
-        <w:r>
-          <w:rPr>
-            <w:lang w:val="en_US" w:bidi="en_US"/>
-          </w:rPr>
-          <w:rPr>
-            <w:color w:val="0000EE"/>
-            <w:u w:val="single"/>
-          </w:rPr>
-          <w:t>17–18</w:t>
-        </w:r>
-      </w:hyperlink>
+      <w:r>
+        <w:rPr>
+          <w:lang w:val="en_US" w:bidi="en_US"/>
+        </w:rPr>
+        <w:t>17–18</w:t>
+      </w:r>
       <w:r>
         <w:rPr>
           <w:lang w:val="en_US" w:bidi="en_US"/>
         </w:rPr>
         <w:t xml:space="preserve"> and </w:t>
       </w:r>
-      <w:hyperlink r:id="rId29">
-        <w:r>
-          <w:rPr>
-            <w:lang w:val="en_US" w:bidi="en_US"/>
-          </w:rPr>
-          <w:rPr>
-            <w:color w:val="0000EE"/>
-            <w:u w:val="single"/>
-          </w:rPr>
-          <w:t>19–21</w:t>
-        </w:r>
-      </w:hyperlink>
+      <w:r>
+        <w:rPr>
+          <w:lang w:val="en_US" w:bidi="en_US"/>
+        </w:rPr>
+        <w:t>19–21</w:t>
+      </w:r>
       <w:r>
         <w:rPr>
           <w:lang w:val="en_US" w:bidi="en_US"/>
@@ -1038,108 +924,72 @@
         </w:rPr>
         <w:t xml:space="preserve">” (see </w:t>
       </w:r>
-      <w:hyperlink r:id="rId16">
-        <w:r>
-          <w:rPr>
-            <w:lang w:val="en_US" w:bidi="en_US"/>
-          </w:rPr>
-          <w:rPr>
-            <w:color w:val="0000EE"/>
-            <w:u w:val="single"/>
-          </w:rPr>
-          <w:t>17:6</w:t>
-        </w:r>
-      </w:hyperlink>
+      <w:r>
+        <w:rPr>
+          <w:lang w:val="en_US" w:bidi="en_US"/>
+        </w:rPr>
+        <w:t>17:6</w:t>
+      </w:r>
       <w:r>
         <w:rPr>
           <w:lang w:val="en_US" w:bidi="en_US"/>
         </w:rPr>
         <w:t xml:space="preserve">; </w:t>
       </w:r>
-      <w:hyperlink r:id="rId17">
-        <w:r>
-          <w:rPr>
-            <w:lang w:val="en_US" w:bidi="en_US"/>
-          </w:rPr>
-          <w:rPr>
-            <w:color w:val="0000EE"/>
-            <w:u w:val="single"/>
-          </w:rPr>
-          <w:t>18:1</w:t>
-        </w:r>
-      </w:hyperlink>
+      <w:r>
+        <w:rPr>
+          <w:lang w:val="en_US" w:bidi="en_US"/>
+        </w:rPr>
+        <w:t>18:1</w:t>
+      </w:r>
       <w:r>
         <w:rPr>
           <w:lang w:val="en_US" w:bidi="en_US"/>
         </w:rPr>
         <w:t xml:space="preserve">; </w:t>
       </w:r>
-      <w:hyperlink r:id="rId18">
-        <w:r>
-          <w:rPr>
-            <w:lang w:val="en_US" w:bidi="en_US"/>
-          </w:rPr>
-          <w:rPr>
-            <w:color w:val="0000EE"/>
-            <w:u w:val="single"/>
-          </w:rPr>
-          <w:t>19:1</w:t>
-        </w:r>
-      </w:hyperlink>
+      <w:r>
+        <w:rPr>
+          <w:lang w:val="en_US" w:bidi="en_US"/>
+        </w:rPr>
+        <w:t>19:1</w:t>
+      </w:r>
       <w:r>
         <w:rPr>
           <w:lang w:val="en_US" w:bidi="en_US"/>
         </w:rPr>
         <w:t xml:space="preserve">; </w:t>
       </w:r>
-      <w:hyperlink r:id="rId19">
-        <w:r>
-          <w:rPr>
-            <w:lang w:val="en_US" w:bidi="en_US"/>
-          </w:rPr>
-          <w:rPr>
-            <w:color w:val="0000EE"/>
-            <w:u w:val="single"/>
-          </w:rPr>
-          <w:t>21:25</w:t>
-        </w:r>
-      </w:hyperlink>
+      <w:r>
+        <w:rPr>
+          <w:lang w:val="en_US" w:bidi="en_US"/>
+        </w:rPr>
+        <w:t>21:25</w:t>
+      </w:r>
       <w:r>
         <w:rPr>
           <w:lang w:val="en_US" w:bidi="en_US"/>
         </w:rPr>
         <w:t>). Two of these verses also say that the people did what seemed right to them (</w:t>
       </w:r>
-      <w:hyperlink r:id="rId16">
-        <w:r>
-          <w:rPr>
-            <w:lang w:val="en_US" w:bidi="en_US"/>
-          </w:rPr>
-          <w:rPr>
-            <w:color w:val="0000EE"/>
-            <w:u w:val="single"/>
-          </w:rPr>
-          <w:t>17:6</w:t>
-        </w:r>
-      </w:hyperlink>
+      <w:r>
+        <w:rPr>
+          <w:lang w:val="en_US" w:bidi="en_US"/>
+        </w:rPr>
+        <w:t>17:6</w:t>
+      </w:r>
       <w:r>
         <w:rPr>
           <w:lang w:val="en_US" w:bidi="en_US"/>
         </w:rPr>
         <w:t xml:space="preserve">; </w:t>
       </w:r>
-      <w:hyperlink r:id="rId19">
-        <w:r>
-          <w:rPr>
-            <w:lang w:val="en_US" w:bidi="en_US"/>
-          </w:rPr>
-          <w:rPr>
-            <w:color w:val="0000EE"/>
-            <w:u w:val="single"/>
-          </w:rPr>
-          <w:t>21:25</w:t>
-        </w:r>
-      </w:hyperlink>
+      <w:r>
+        <w:rPr>
+          <w:lang w:val="en_US" w:bidi="en_US"/>
+        </w:rPr>
+        <w:t>21:25</w:t>
+      </w:r>
       <w:r>
         <w:rPr>
           <w:lang w:val="en_US" w:bidi="en_US"/>
@@ -1185,18 +1035,12 @@
         </w:rPr>
         <w:t>Evidence from the end of this history may point to the exile in Babylon as the latest possible time when this material was written or gathered together (</w:t>
       </w:r>
-      <w:hyperlink r:id="rId30">
-        <w:r>
-          <w:rPr>
-            <w:lang w:val="en_US" w:bidi="en_US"/>
-          </w:rPr>
-          <w:rPr>
-            <w:color w:val="0000EE"/>
-            <w:u w:val="single"/>
-          </w:rPr>
-          <w:t>2 Kings 25:27–30</w:t>
-        </w:r>
-      </w:hyperlink>
+      <w:r>
+        <w:rPr>
+          <w:lang w:val="en_US" w:bidi="en_US"/>
+        </w:rPr>
+        <w:t>2 Kings 25:27–30</w:t>
+      </w:r>
       <w:r>
         <w:rPr>
           <w:lang w:val="en_US" w:bidi="en_US"/>
@@ -1256,36 +1100,24 @@
         </w:rPr>
         <w:t xml:space="preserve">The longer timeline is based on the earlier date for the exodus. This timeline fits well with </w:t>
       </w:r>
-      <w:hyperlink r:id="rId31">
-        <w:r>
-          <w:rPr>
-            <w:lang w:val="en_US" w:bidi="en_US"/>
-          </w:rPr>
-          <w:rPr>
-            <w:color w:val="0000EE"/>
-            <w:u w:val="single"/>
-          </w:rPr>
-          <w:t>Judges 11:26</w:t>
-        </w:r>
-      </w:hyperlink>
+      <w:r>
+        <w:rPr>
+          <w:lang w:val="en_US" w:bidi="en_US"/>
+        </w:rPr>
+        <w:t>Judges 11:26</w:t>
+      </w:r>
       <w:r>
         <w:rPr>
           <w:lang w:val="en_US" w:bidi="en_US"/>
         </w:rPr>
         <w:t xml:space="preserve"> and </w:t>
       </w:r>
-      <w:hyperlink r:id="rId32">
-        <w:r>
-          <w:rPr>
-            <w:lang w:val="en_US" w:bidi="en_US"/>
-          </w:rPr>
-          <w:rPr>
-            <w:color w:val="0000EE"/>
-            <w:u w:val="single"/>
-          </w:rPr>
-          <w:t>1 Kings 6:1</w:t>
-        </w:r>
-      </w:hyperlink>
+      <w:r>
+        <w:rPr>
+          <w:lang w:val="en_US" w:bidi="en_US"/>
+        </w:rPr>
+        <w:t>1 Kings 6:1</w:t>
+      </w:r>
       <w:r>
         <w:rPr>
           <w:lang w:val="en_US" w:bidi="en_US"/>
@@ -1346,18 +1178,12 @@
         </w:rPr>
         <w:t xml:space="preserve">One way to solve this problem is to understand that the judges did not always serve one after another. Sometimes they served as judges at the same time. For example, </w:t>
       </w:r>
-      <w:hyperlink r:id="rId33">
-        <w:r>
-          <w:rPr>
-            <w:lang w:val="en_US" w:bidi="en_US"/>
-          </w:rPr>
-          <w:rPr>
-            <w:color w:val="0000EE"/>
-            <w:u w:val="single"/>
-          </w:rPr>
-          <w:t>Judges 10:7</w:t>
-        </w:r>
-      </w:hyperlink>
+      <w:r>
+        <w:rPr>
+          <w:lang w:val="en_US" w:bidi="en_US"/>
+        </w:rPr>
+        <w:t>Judges 10:7</w:t>
+      </w:r>
       <w:r>
         <w:rPr>
           <w:lang w:val="en_US" w:bidi="en_US"/>
@@ -1390,18 +1216,12 @@
         </w:rPr>
         <w:t>In some cases, the book of Judges does show that one judge came after another. For example, Shamgar judged "after Ehud" (</w:t>
       </w:r>
-      <w:hyperlink r:id="rId34">
-        <w:r>
-          <w:rPr>
-            <w:lang w:val="en_US" w:bidi="en_US"/>
-          </w:rPr>
-          <w:rPr>
-            <w:color w:val="0000EE"/>
-            <w:u w:val="single"/>
-          </w:rPr>
-          <w:t>3:31</w:t>
-        </w:r>
-      </w:hyperlink>
+      <w:r>
+        <w:rPr>
+          <w:lang w:val="en_US" w:bidi="en_US"/>
+        </w:rPr>
+        <w:t>3:31</w:t>
+      </w:r>
       <w:r>
         <w:rPr>
           <w:lang w:val="en_US" w:bidi="en_US"/>
@@ -1420,36 +1240,24 @@
         </w:rPr>
         <w:t>" (</w:t>
       </w:r>
-      <w:hyperlink r:id="rId35">
-        <w:r>
-          <w:rPr>
-            <w:lang w:val="en_US" w:bidi="en_US"/>
-          </w:rPr>
-          <w:rPr>
-            <w:color w:val="0000EE"/>
-            <w:u w:val="single"/>
-          </w:rPr>
-          <w:t>4:1</w:t>
-        </w:r>
-      </w:hyperlink>
+      <w:r>
+        <w:rPr>
+          <w:lang w:val="en_US" w:bidi="en_US"/>
+        </w:rPr>
+        <w:t>4:1</w:t>
+      </w:r>
       <w:r>
         <w:rPr>
           <w:lang w:val="en_US" w:bidi="en_US"/>
         </w:rPr>
         <w:t xml:space="preserve">; see also </w:t>
       </w:r>
-      <w:hyperlink r:id="rId36">
-        <w:r>
-          <w:rPr>
-            <w:lang w:val="en_US" w:bidi="en_US"/>
-          </w:rPr>
-          <w:rPr>
-            <w:color w:val="0000EE"/>
-            <w:u w:val="single"/>
-          </w:rPr>
-          <w:t>5:6</w:t>
-        </w:r>
-      </w:hyperlink>
+      <w:r>
+        <w:rPr>
+          <w:lang w:val="en_US" w:bidi="en_US"/>
+        </w:rPr>
+        <w:t>5:6</w:t>
+      </w:r>
       <w:r>
         <w:rPr>
           <w:lang w:val="en_US" w:bidi="en_US"/>
@@ -1578,18 +1386,12 @@
         </w:rPr>
         <w:t>Judges shows the need for better leadership. The answer is not to reject charismatic leaders, leaders gifted and inspired by God. The answer is the addition of God’s covenant with David, his chosen king (</w:t>
       </w:r>
-      <w:hyperlink r:id="rId37">
-        <w:r>
-          <w:rPr>
-            <w:lang w:val="en_US" w:bidi="en_US"/>
-          </w:rPr>
-          <w:rPr>
-            <w:color w:val="0000EE"/>
-            <w:u w:val="single"/>
-          </w:rPr>
-          <w:t>2 Samuel 7:1–29</w:t>
-        </w:r>
-      </w:hyperlink>
+      <w:r>
+        <w:rPr>
+          <w:lang w:val="en_US" w:bidi="en_US"/>
+        </w:rPr>
+        <w:t>2 Samuel 7:1–29</w:t>
+      </w:r>
       <w:r>
         <w:rPr>
           <w:lang w:val="en_US" w:bidi="en_US"/>
